--- a/JavaScriptNotes.docx
+++ b/JavaScriptNotes.docx
@@ -3863,13 +3863,7 @@
         <w:rPr>
           <w:rFonts w:ascii="Segoe UI Symbol" w:hAnsi="Segoe UI Symbol" w:cs="Segoe UI Symbol"/>
         </w:rPr>
-        <w:t>Math.</w:t>
-      </w:r>
-      <w:r>
-        <w:rPr>
-          <w:rFonts w:ascii="Segoe UI Symbol" w:hAnsi="Segoe UI Symbol" w:cs="Segoe UI Symbol"/>
-        </w:rPr>
-        <w:t>abs</w:t>
+        <w:t>Math.abs</w:t>
       </w:r>
       <w:proofErr w:type="spellEnd"/>
       <w:r>
@@ -3894,19 +3888,7 @@
         <w:rPr>
           <w:rFonts w:ascii="Segoe UI Symbol" w:hAnsi="Segoe UI Symbol" w:cs="Segoe UI Symbol"/>
         </w:rPr>
-        <w:t xml:space="preserve">Used to </w:t>
-      </w:r>
-      <w:r>
-        <w:rPr>
-          <w:rFonts w:ascii="Segoe UI Symbol" w:hAnsi="Segoe UI Symbol" w:cs="Segoe UI Symbol"/>
-        </w:rPr>
-        <w:t>provide the positive value</w:t>
-      </w:r>
-      <w:r>
-        <w:rPr>
-          <w:rFonts w:ascii="Segoe UI Symbol" w:hAnsi="Segoe UI Symbol" w:cs="Segoe UI Symbol"/>
-        </w:rPr>
-        <w:t>.</w:t>
+        <w:t>Used to provide the positive value.</w:t>
       </w:r>
     </w:p>
     <w:p>
@@ -4108,13 +4090,7 @@
         <w:rPr>
           <w:rFonts w:ascii="Segoe UI Symbol" w:hAnsi="Segoe UI Symbol" w:cs="Segoe UI Symbol"/>
         </w:rPr>
-        <w:t>Math.</w:t>
-      </w:r>
-      <w:r>
-        <w:rPr>
-          <w:rFonts w:ascii="Segoe UI Symbol" w:hAnsi="Segoe UI Symbol" w:cs="Segoe UI Symbol"/>
-        </w:rPr>
-        <w:t>floor</w:t>
+        <w:t>Math.floor</w:t>
       </w:r>
       <w:proofErr w:type="spellEnd"/>
       <w:r>
@@ -5807,22 +5783,1597 @@
       <w:pPr>
         <w:rPr>
           <w:rFonts w:ascii="Segoe UI Symbol" w:hAnsi="Segoe UI Symbol" w:cs="Segoe UI Symbol"/>
-        </w:rPr>
-      </w:pPr>
-    </w:p>
-    <w:p>
-      <w:pPr>
-        <w:rPr>
-          <w:rFonts w:ascii="Segoe UI Symbol" w:hAnsi="Segoe UI Symbol" w:cs="Segoe UI Symbol"/>
-        </w:rPr>
-      </w:pPr>
-    </w:p>
-    <w:p>
-      <w:pPr>
-        <w:rPr>
-          <w:rFonts w:ascii="Segoe UI Symbol" w:hAnsi="Segoe UI Symbol" w:cs="Segoe UI Symbol"/>
-        </w:rPr>
-      </w:pPr>
+          <w:b/>
+          <w:bCs/>
+          <w:u w:val="single"/>
+        </w:rPr>
+      </w:pPr>
+      <w:r>
+        <w:rPr>
+          <w:rFonts w:ascii="Segoe UI Symbol" w:hAnsi="Segoe UI Symbol" w:cs="Segoe UI Symbol"/>
+          <w:b/>
+          <w:bCs/>
+          <w:u w:val="single"/>
+        </w:rPr>
+        <w:lastRenderedPageBreak/>
+        <w:t>Looping Statement :</w:t>
+      </w:r>
+    </w:p>
+    <w:p>
+      <w:pPr>
+        <w:rPr>
+          <w:rFonts w:ascii="Segoe UI Symbol" w:hAnsi="Segoe UI Symbol" w:cs="Segoe UI Symbol"/>
+        </w:rPr>
+      </w:pPr>
+      <w:r>
+        <w:rPr>
+          <w:rFonts w:ascii="Segoe UI Symbol" w:hAnsi="Segoe UI Symbol" w:cs="Segoe UI Symbol"/>
+          <w:b/>
+          <w:bCs/>
+          <w:u w:val="single"/>
+        </w:rPr>
+        <w:t>For loop</w:t>
+      </w:r>
+      <w:r>
+        <w:rPr>
+          <w:rFonts w:ascii="Segoe UI Symbol" w:hAnsi="Segoe UI Symbol" w:cs="Segoe UI Symbol"/>
+        </w:rPr>
+        <w:t xml:space="preserve"> :</w:t>
+      </w:r>
+    </w:p>
+    <w:p>
+      <w:pPr>
+        <w:ind w:firstLine="720"/>
+        <w:rPr>
+          <w:rFonts w:ascii="Segoe UI Symbol" w:hAnsi="Segoe UI Symbol" w:cs="Segoe UI Symbol"/>
+        </w:rPr>
+      </w:pPr>
+      <w:r>
+        <w:rPr>
+          <w:rFonts w:ascii="Segoe UI Symbol" w:hAnsi="Segoe UI Symbol" w:cs="Segoe UI Symbol"/>
+        </w:rPr>
+        <w:t>*syntax*</w:t>
+      </w:r>
+    </w:p>
+    <w:p>
+      <w:pPr>
+        <w:rPr>
+          <w:rFonts w:ascii="Segoe UI Symbol" w:hAnsi="Segoe UI Symbol" w:cs="Segoe UI Symbol"/>
+        </w:rPr>
+      </w:pPr>
+      <w:r>
+        <w:rPr>
+          <w:rFonts w:ascii="Segoe UI Symbol" w:hAnsi="Segoe UI Symbol" w:cs="Segoe UI Symbol"/>
+        </w:rPr>
+        <w:t xml:space="preserve">For (initialization ; condition ; </w:t>
+      </w:r>
+      <w:proofErr w:type="spellStart"/>
+      <w:r>
+        <w:rPr>
+          <w:rFonts w:ascii="Segoe UI Symbol" w:hAnsi="Segoe UI Symbol" w:cs="Segoe UI Symbol"/>
+        </w:rPr>
+        <w:t>updation</w:t>
+      </w:r>
+      <w:proofErr w:type="spellEnd"/>
+      <w:r>
+        <w:rPr>
+          <w:rFonts w:ascii="Segoe UI Symbol" w:hAnsi="Segoe UI Symbol" w:cs="Segoe UI Symbol"/>
+        </w:rPr>
+        <w:t xml:space="preserve"> ){</w:t>
+      </w:r>
+    </w:p>
+    <w:p>
+      <w:pPr>
+        <w:rPr>
+          <w:rFonts w:ascii="Segoe UI Symbol" w:hAnsi="Segoe UI Symbol" w:cs="Segoe UI Symbol"/>
+        </w:rPr>
+      </w:pPr>
+      <w:r>
+        <w:rPr>
+          <w:rFonts w:ascii="Segoe UI Symbol" w:hAnsi="Segoe UI Symbol" w:cs="Segoe UI Symbol"/>
+        </w:rPr>
+        <w:t>}</w:t>
+      </w:r>
+    </w:p>
+    <w:p>
+      <w:pPr>
+        <w:rPr>
+          <w:rFonts w:ascii="Segoe UI Symbol" w:hAnsi="Segoe UI Symbol" w:cs="Segoe UI Symbol"/>
+        </w:rPr>
+      </w:pPr>
+      <w:r>
+        <w:rPr>
+          <w:rFonts w:ascii="Segoe UI Symbol" w:hAnsi="Segoe UI Symbol" w:cs="Segoe UI Symbol"/>
+        </w:rPr>
+        <w:t>*example*</w:t>
+      </w:r>
+    </w:p>
+    <w:p>
+      <w:pPr>
+        <w:rPr>
+          <w:rFonts w:ascii="Segoe UI Symbol" w:hAnsi="Segoe UI Symbol" w:cs="Segoe UI Symbol"/>
+        </w:rPr>
+      </w:pPr>
+      <w:r>
+        <w:rPr>
+          <w:rFonts w:ascii="Segoe UI Symbol" w:hAnsi="Segoe UI Symbol" w:cs="Segoe UI Symbol"/>
+        </w:rPr>
+        <w:t>Write a program to print 1 to 5 ?</w:t>
+      </w:r>
+    </w:p>
+    <w:p>
+      <w:pPr>
+        <w:rPr>
+          <w:rFonts w:ascii="Segoe UI Symbol" w:hAnsi="Segoe UI Symbol" w:cs="Segoe UI Symbol"/>
+          <w:highlight w:val="yellow"/>
+        </w:rPr>
+      </w:pPr>
+      <w:r>
+        <w:rPr>
+          <w:rFonts w:ascii="Segoe UI Symbol" w:hAnsi="Segoe UI Symbol" w:cs="Segoe UI Symbol"/>
+          <w:highlight w:val="yellow"/>
+        </w:rPr>
+        <w:t>****</w:t>
+      </w:r>
+      <w:proofErr w:type="spellStart"/>
+      <w:r>
+        <w:rPr>
+          <w:rFonts w:ascii="Segoe UI Symbol" w:hAnsi="Segoe UI Symbol" w:cs="Segoe UI Symbol"/>
+          <w:highlight w:val="yellow"/>
+        </w:rPr>
+        <w:t>js</w:t>
+      </w:r>
+      <w:proofErr w:type="spellEnd"/>
+    </w:p>
+    <w:p>
+      <w:pPr>
+        <w:rPr>
+          <w:rFonts w:ascii="Segoe UI Symbol" w:hAnsi="Segoe UI Symbol" w:cs="Segoe UI Symbol"/>
+          <w:highlight w:val="yellow"/>
+        </w:rPr>
+      </w:pPr>
+      <w:r>
+        <w:rPr>
+          <w:rFonts w:ascii="Segoe UI Symbol" w:hAnsi="Segoe UI Symbol" w:cs="Segoe UI Symbol"/>
+          <w:highlight w:val="yellow"/>
+        </w:rPr>
+        <w:tab/>
+        <w:t xml:space="preserve">For (let </w:t>
+      </w:r>
+      <w:proofErr w:type="spellStart"/>
+      <w:r>
+        <w:rPr>
+          <w:rFonts w:ascii="Segoe UI Symbol" w:hAnsi="Segoe UI Symbol" w:cs="Segoe UI Symbol"/>
+          <w:highlight w:val="yellow"/>
+        </w:rPr>
+        <w:t>i</w:t>
+      </w:r>
+      <w:proofErr w:type="spellEnd"/>
+      <w:r>
+        <w:rPr>
+          <w:rFonts w:ascii="Segoe UI Symbol" w:hAnsi="Segoe UI Symbol" w:cs="Segoe UI Symbol"/>
+          <w:highlight w:val="yellow"/>
+        </w:rPr>
+        <w:t xml:space="preserve">=1 ; </w:t>
+      </w:r>
+      <w:proofErr w:type="spellStart"/>
+      <w:r>
+        <w:rPr>
+          <w:rFonts w:ascii="Segoe UI Symbol" w:hAnsi="Segoe UI Symbol" w:cs="Segoe UI Symbol"/>
+          <w:highlight w:val="yellow"/>
+        </w:rPr>
+        <w:t>i</w:t>
+      </w:r>
+      <w:proofErr w:type="spellEnd"/>
+      <w:r>
+        <w:rPr>
+          <w:rFonts w:ascii="Segoe UI Symbol" w:hAnsi="Segoe UI Symbol" w:cs="Segoe UI Symbol"/>
+          <w:highlight w:val="yellow"/>
+        </w:rPr>
+        <w:t xml:space="preserve">&lt;= 5 ; </w:t>
+      </w:r>
+      <w:proofErr w:type="spellStart"/>
+      <w:r>
+        <w:rPr>
+          <w:rFonts w:ascii="Segoe UI Symbol" w:hAnsi="Segoe UI Symbol" w:cs="Segoe UI Symbol"/>
+          <w:highlight w:val="yellow"/>
+        </w:rPr>
+        <w:t>i</w:t>
+      </w:r>
+      <w:proofErr w:type="spellEnd"/>
+      <w:r>
+        <w:rPr>
+          <w:rFonts w:ascii="Segoe UI Symbol" w:hAnsi="Segoe UI Symbol" w:cs="Segoe UI Symbol"/>
+          <w:highlight w:val="yellow"/>
+        </w:rPr>
+        <w:t>++){</w:t>
+      </w:r>
+    </w:p>
+    <w:p>
+      <w:pPr>
+        <w:ind w:firstLine="720"/>
+        <w:rPr>
+          <w:rFonts w:ascii="Segoe UI Symbol" w:hAnsi="Segoe UI Symbol" w:cs="Segoe UI Symbol"/>
+          <w:highlight w:val="yellow"/>
+        </w:rPr>
+      </w:pPr>
+      <w:r>
+        <w:rPr>
+          <w:rFonts w:ascii="Segoe UI Symbol" w:hAnsi="Segoe UI Symbol" w:cs="Segoe UI Symbol"/>
+          <w:highlight w:val="yellow"/>
+        </w:rPr>
+        <w:t>Console.log(</w:t>
+      </w:r>
+      <w:proofErr w:type="spellStart"/>
+      <w:r>
+        <w:rPr>
+          <w:rFonts w:ascii="Segoe UI Symbol" w:hAnsi="Segoe UI Symbol" w:cs="Segoe UI Symbol"/>
+          <w:highlight w:val="yellow"/>
+        </w:rPr>
+        <w:t>i</w:t>
+      </w:r>
+      <w:proofErr w:type="spellEnd"/>
+      <w:r>
+        <w:rPr>
+          <w:rFonts w:ascii="Segoe UI Symbol" w:hAnsi="Segoe UI Symbol" w:cs="Segoe UI Symbol"/>
+          <w:highlight w:val="yellow"/>
+        </w:rPr>
+        <w:t>);</w:t>
+      </w:r>
+    </w:p>
+    <w:p>
+      <w:pPr>
+        <w:ind w:left="720"/>
+        <w:rPr>
+          <w:rFonts w:ascii="Segoe UI Symbol" w:hAnsi="Segoe UI Symbol" w:cs="Segoe UI Symbol"/>
+        </w:rPr>
+      </w:pPr>
+      <w:r>
+        <w:rPr>
+          <w:rFonts w:ascii="Segoe UI Symbol" w:hAnsi="Segoe UI Symbol" w:cs="Segoe UI Symbol"/>
+          <w:highlight w:val="yellow"/>
+        </w:rPr>
+        <w:t>}</w:t>
+      </w:r>
+    </w:p>
+    <w:p>
+      <w:pPr>
+        <w:rPr>
+          <w:rFonts w:ascii="Segoe UI Symbol" w:hAnsi="Segoe UI Symbol" w:cs="Segoe UI Symbol"/>
+        </w:rPr>
+      </w:pPr>
+      <w:r>
+        <w:rPr>
+          <w:rFonts w:ascii="Segoe UI Symbol" w:hAnsi="Segoe UI Symbol" w:cs="Segoe UI Symbol"/>
+        </w:rPr>
+        <w:t>While loop:</w:t>
+      </w:r>
+    </w:p>
+    <w:p>
+      <w:pPr>
+        <w:rPr>
+          <w:rFonts w:ascii="Segoe UI Symbol" w:hAnsi="Segoe UI Symbol" w:cs="Segoe UI Symbol"/>
+        </w:rPr>
+      </w:pPr>
+    </w:p>
+    <w:p>
+      <w:pPr>
+        <w:rPr>
+          <w:rFonts w:ascii="Segoe UI Symbol" w:hAnsi="Segoe UI Symbol" w:cs="Segoe UI Symbol"/>
+        </w:rPr>
+      </w:pPr>
+      <w:r>
+        <w:rPr>
+          <w:rFonts w:ascii="Segoe UI Symbol" w:hAnsi="Segoe UI Symbol" w:cs="Segoe UI Symbol"/>
+        </w:rPr>
+        <w:t>Do While Loop :</w:t>
+      </w:r>
+    </w:p>
+    <w:p>
+      <w:pPr>
+        <w:pStyle w:val="ListParagraph"/>
+        <w:numPr>
+          <w:ilvl w:val="0"/>
+          <w:numId w:val="3"/>
+        </w:numPr>
+        <w:rPr>
+          <w:rFonts w:ascii="Segoe UI Symbol" w:hAnsi="Segoe UI Symbol" w:cs="Segoe UI Symbol"/>
+        </w:rPr>
+      </w:pPr>
+      <w:r>
+        <w:rPr>
+          <w:rFonts w:ascii="Segoe UI Symbol" w:hAnsi="Segoe UI Symbol" w:cs="Segoe UI Symbol"/>
+        </w:rPr>
+        <w:t>This loop check the condition at the end, it is called as exit controlled loop.</w:t>
+      </w:r>
+    </w:p>
+    <w:p>
+      <w:pPr>
+        <w:pStyle w:val="ListParagraph"/>
+        <w:numPr>
+          <w:ilvl w:val="0"/>
+          <w:numId w:val="3"/>
+        </w:numPr>
+        <w:rPr>
+          <w:rFonts w:ascii="Segoe UI Symbol" w:hAnsi="Segoe UI Symbol" w:cs="Segoe UI Symbol"/>
+        </w:rPr>
+      </w:pPr>
+      <w:r>
+        <w:rPr>
+          <w:rFonts w:ascii="Segoe UI Symbol" w:hAnsi="Segoe UI Symbol" w:cs="Segoe UI Symbol"/>
+        </w:rPr>
+        <w:t>Even though condition is false them also this loop will execute at least one time.</w:t>
+      </w:r>
+    </w:p>
+    <w:p>
+      <w:pPr>
+        <w:rPr>
+          <w:rFonts w:ascii="Segoe UI Symbol" w:hAnsi="Segoe UI Symbol" w:cs="Segoe UI Symbol"/>
+        </w:rPr>
+      </w:pPr>
+    </w:p>
+    <w:p>
+      <w:pPr>
+        <w:rPr>
+          <w:rFonts w:ascii="Segoe UI Symbol" w:hAnsi="Segoe UI Symbol" w:cs="Segoe UI Symbol"/>
+        </w:rPr>
+      </w:pPr>
+    </w:p>
+    <w:p>
+      <w:pPr>
+        <w:rPr>
+          <w:rFonts w:ascii="Segoe UI Symbol" w:hAnsi="Segoe UI Symbol" w:cs="Segoe UI Symbol"/>
+        </w:rPr>
+      </w:pPr>
+    </w:p>
+    <w:p>
+      <w:pPr>
+        <w:rPr>
+          <w:rFonts w:ascii="Segoe UI Symbol" w:hAnsi="Segoe UI Symbol" w:cs="Segoe UI Symbol"/>
+        </w:rPr>
+      </w:pPr>
+    </w:p>
+    <w:p>
+      <w:pPr>
+        <w:rPr>
+          <w:rFonts w:ascii="Segoe UI Symbol" w:hAnsi="Segoe UI Symbol" w:cs="Segoe UI Symbol"/>
+        </w:rPr>
+      </w:pPr>
+    </w:p>
+    <w:p>
+      <w:pPr>
+        <w:rPr>
+          <w:rFonts w:ascii="Segoe UI Symbol" w:hAnsi="Segoe UI Symbol" w:cs="Segoe UI Symbol"/>
+        </w:rPr>
+      </w:pPr>
+    </w:p>
+    <w:p>
+      <w:pPr>
+        <w:rPr>
+          <w:rFonts w:ascii="Segoe UI Symbol" w:hAnsi="Segoe UI Symbol" w:cs="Segoe UI Symbol"/>
+        </w:rPr>
+      </w:pPr>
+    </w:p>
+    <w:p>
+      <w:pPr>
+        <w:rPr>
+          <w:rFonts w:ascii="Segoe UI Symbol" w:hAnsi="Segoe UI Symbol" w:cs="Segoe UI Symbol"/>
+        </w:rPr>
+      </w:pPr>
+    </w:p>
+    <w:p>
+      <w:pPr>
+        <w:rPr>
+          <w:rFonts w:ascii="Segoe UI Symbol" w:hAnsi="Segoe UI Symbol" w:cs="Segoe UI Symbol"/>
+        </w:rPr>
+      </w:pPr>
+    </w:p>
+    <w:p>
+      <w:pPr>
+        <w:rPr>
+          <w:rFonts w:ascii="Segoe UI Symbol" w:hAnsi="Segoe UI Symbol" w:cs="Segoe UI Symbol"/>
+        </w:rPr>
+      </w:pPr>
+    </w:p>
+    <w:p>
+      <w:pPr>
+        <w:rPr>
+          <w:rFonts w:ascii="Segoe UI Symbol" w:hAnsi="Segoe UI Symbol" w:cs="Segoe UI Symbol"/>
+          <w:b/>
+          <w:bCs/>
+          <w:u w:val="single"/>
+        </w:rPr>
+      </w:pPr>
+      <w:r>
+        <w:rPr>
+          <w:rFonts w:ascii="Segoe UI Symbol" w:hAnsi="Segoe UI Symbol" w:cs="Segoe UI Symbol"/>
+          <w:b/>
+          <w:bCs/>
+          <w:u w:val="single"/>
+        </w:rPr>
+        <w:lastRenderedPageBreak/>
+        <w:t>Function</w:t>
+      </w:r>
+      <w:r>
+        <w:rPr>
+          <w:rFonts w:ascii="Segoe UI Symbol" w:hAnsi="Segoe UI Symbol" w:cs="Segoe UI Symbol"/>
+          <w:b/>
+          <w:bCs/>
+          <w:u w:val="single"/>
+        </w:rPr>
+        <w:t xml:space="preserve"> :</w:t>
+      </w:r>
+    </w:p>
+    <w:p>
+      <w:pPr>
+        <w:pStyle w:val="ListParagraph"/>
+        <w:numPr>
+          <w:ilvl w:val="0"/>
+          <w:numId w:val="4"/>
+        </w:numPr>
+        <w:rPr>
+          <w:rFonts w:ascii="Segoe UI Symbol" w:hAnsi="Segoe UI Symbol" w:cs="Segoe UI Symbol"/>
+        </w:rPr>
+      </w:pPr>
+      <w:r>
+        <w:rPr>
+          <w:rFonts w:ascii="Segoe UI Symbol" w:hAnsi="Segoe UI Symbol" w:cs="Segoe UI Symbol"/>
+        </w:rPr>
+        <w:t>Function is one block of code performing some specific task.</w:t>
+      </w:r>
+    </w:p>
+    <w:p>
+      <w:pPr>
+        <w:pStyle w:val="ListParagraph"/>
+        <w:numPr>
+          <w:ilvl w:val="0"/>
+          <w:numId w:val="4"/>
+        </w:numPr>
+        <w:rPr>
+          <w:rFonts w:ascii="Segoe UI Symbol" w:hAnsi="Segoe UI Symbol" w:cs="Segoe UI Symbol"/>
+        </w:rPr>
+      </w:pPr>
+      <w:r>
+        <w:rPr>
+          <w:rFonts w:ascii="Segoe UI Symbol" w:hAnsi="Segoe UI Symbol" w:cs="Segoe UI Symbol"/>
+        </w:rPr>
+        <w:t>Function is used for code reusability.</w:t>
+      </w:r>
+    </w:p>
+    <w:p>
+      <w:pPr>
+        <w:rPr>
+          <w:rFonts w:ascii="Segoe UI Symbol" w:hAnsi="Segoe UI Symbol" w:cs="Segoe UI Symbol"/>
+        </w:rPr>
+      </w:pPr>
+    </w:p>
+    <w:p>
+      <w:pPr>
+        <w:rPr>
+          <w:rFonts w:ascii="Segoe UI Symbol" w:hAnsi="Segoe UI Symbol" w:cs="Segoe UI Symbol"/>
+          <w:b/>
+          <w:bCs/>
+          <w:u w:val="single"/>
+        </w:rPr>
+      </w:pPr>
+      <w:r>
+        <w:rPr>
+          <w:rFonts w:ascii="Segoe UI Symbol" w:hAnsi="Segoe UI Symbol" w:cs="Segoe UI Symbol"/>
+          <w:b/>
+          <w:bCs/>
+          <w:u w:val="single"/>
+        </w:rPr>
+        <w:t>Named Function:</w:t>
+      </w:r>
+    </w:p>
+    <w:p>
+      <w:pPr>
+        <w:pStyle w:val="ListParagraph"/>
+        <w:numPr>
+          <w:ilvl w:val="0"/>
+          <w:numId w:val="5"/>
+        </w:numPr>
+        <w:rPr>
+          <w:rFonts w:ascii="Segoe UI Symbol" w:hAnsi="Segoe UI Symbol" w:cs="Segoe UI Symbol"/>
+        </w:rPr>
+      </w:pPr>
+      <w:r>
+        <w:rPr>
+          <w:rFonts w:ascii="Segoe UI Symbol" w:hAnsi="Segoe UI Symbol" w:cs="Segoe UI Symbol"/>
+        </w:rPr>
+        <w:t>Function having name is called “Named function”.</w:t>
+      </w:r>
+    </w:p>
+    <w:p>
+      <w:pPr>
+        <w:rPr>
+          <w:rFonts w:ascii="Segoe UI Symbol" w:hAnsi="Segoe UI Symbol" w:cs="Segoe UI Symbol"/>
+        </w:rPr>
+      </w:pPr>
+    </w:p>
+    <w:p>
+      <w:pPr>
+        <w:rPr>
+          <w:rFonts w:ascii="Segoe UI Symbol" w:hAnsi="Segoe UI Symbol" w:cs="Segoe UI Symbol"/>
+        </w:rPr>
+      </w:pPr>
+      <w:r>
+        <w:rPr>
+          <w:rFonts w:ascii="Segoe UI Symbol" w:hAnsi="Segoe UI Symbol" w:cs="Segoe UI Symbol"/>
+        </w:rPr>
+        <w:t>Syntax:</w:t>
+      </w:r>
+    </w:p>
+    <w:p>
+      <w:pPr>
+        <w:rPr>
+          <w:rFonts w:ascii="Segoe UI Symbol" w:hAnsi="Segoe UI Symbol" w:cs="Segoe UI Symbol"/>
+        </w:rPr>
+      </w:pPr>
+      <w:r>
+        <w:rPr>
+          <w:rFonts w:ascii="Segoe UI Symbol" w:hAnsi="Segoe UI Symbol" w:cs="Segoe UI Symbol"/>
+        </w:rPr>
+        <w:t xml:space="preserve">Function </w:t>
+      </w:r>
+      <w:proofErr w:type="spellStart"/>
+      <w:r>
+        <w:rPr>
+          <w:rFonts w:ascii="Segoe UI Symbol" w:hAnsi="Segoe UI Symbol" w:cs="Segoe UI Symbol"/>
+        </w:rPr>
+        <w:t>functionname</w:t>
+      </w:r>
+      <w:proofErr w:type="spellEnd"/>
+      <w:r>
+        <w:rPr>
+          <w:rFonts w:ascii="Segoe UI Symbol" w:hAnsi="Segoe UI Symbol" w:cs="Segoe UI Symbol"/>
+        </w:rPr>
+        <w:t>()</w:t>
+      </w:r>
+    </w:p>
+    <w:p>
+      <w:pPr>
+        <w:rPr>
+          <w:rFonts w:ascii="Segoe UI Symbol" w:hAnsi="Segoe UI Symbol" w:cs="Segoe UI Symbol"/>
+        </w:rPr>
+      </w:pPr>
+      <w:r>
+        <w:rPr>
+          <w:rFonts w:ascii="Segoe UI Symbol" w:hAnsi="Segoe UI Symbol" w:cs="Segoe UI Symbol"/>
+        </w:rPr>
+        <w:t>{</w:t>
+      </w:r>
+    </w:p>
+    <w:p>
+      <w:pPr>
+        <w:rPr>
+          <w:rFonts w:ascii="Segoe UI Symbol" w:hAnsi="Segoe UI Symbol" w:cs="Segoe UI Symbol"/>
+        </w:rPr>
+      </w:pPr>
+      <w:r>
+        <w:rPr>
+          <w:rFonts w:ascii="Segoe UI Symbol" w:hAnsi="Segoe UI Symbol" w:cs="Segoe UI Symbol"/>
+        </w:rPr>
+        <w:t>}</w:t>
+      </w:r>
+    </w:p>
+    <w:p>
+      <w:pPr>
+        <w:rPr>
+          <w:rFonts w:ascii="Segoe UI Symbol" w:hAnsi="Segoe UI Symbol" w:cs="Segoe UI Symbol"/>
+        </w:rPr>
+      </w:pPr>
+      <w:proofErr w:type="spellStart"/>
+      <w:r>
+        <w:rPr>
+          <w:rFonts w:ascii="Segoe UI Symbol" w:hAnsi="Segoe UI Symbol" w:cs="Segoe UI Symbol"/>
+        </w:rPr>
+        <w:t>Functionname</w:t>
+      </w:r>
+      <w:proofErr w:type="spellEnd"/>
+      <w:r>
+        <w:rPr>
+          <w:rFonts w:ascii="Segoe UI Symbol" w:hAnsi="Segoe UI Symbol" w:cs="Segoe UI Symbol"/>
+        </w:rPr>
+        <w:t>()</w:t>
+      </w:r>
+    </w:p>
+    <w:p>
+      <w:pPr>
+        <w:rPr>
+          <w:rFonts w:ascii="Segoe UI Symbol" w:hAnsi="Segoe UI Symbol" w:cs="Segoe UI Symbol"/>
+        </w:rPr>
+      </w:pPr>
+    </w:p>
+    <w:p>
+      <w:pPr>
+        <w:pStyle w:val="ListParagraph"/>
+        <w:numPr>
+          <w:ilvl w:val="0"/>
+          <w:numId w:val="5"/>
+        </w:numPr>
+        <w:rPr>
+          <w:rFonts w:ascii="Segoe UI Symbol" w:hAnsi="Segoe UI Symbol" w:cs="Segoe UI Symbol"/>
+        </w:rPr>
+      </w:pPr>
+      <w:r>
+        <w:rPr>
+          <w:rFonts w:ascii="Segoe UI Symbol" w:hAnsi="Segoe UI Symbol" w:cs="Segoe UI Symbol"/>
+        </w:rPr>
+        <w:t>For executing the function we should call the function by the function name.</w:t>
+      </w:r>
+    </w:p>
+    <w:p>
+      <w:pPr>
+        <w:rPr>
+          <w:rFonts w:ascii="Segoe UI Symbol" w:hAnsi="Segoe UI Symbol" w:cs="Segoe UI Symbol"/>
+        </w:rPr>
+      </w:pPr>
+    </w:p>
+    <w:p>
+      <w:pPr>
+        <w:rPr>
+          <w:rFonts w:ascii="Segoe UI Symbol" w:hAnsi="Segoe UI Symbol" w:cs="Segoe UI Symbol"/>
+        </w:rPr>
+      </w:pPr>
+      <w:r>
+        <w:rPr>
+          <w:rFonts w:ascii="Segoe UI Symbol" w:hAnsi="Segoe UI Symbol" w:cs="Segoe UI Symbol"/>
+        </w:rPr>
+        <w:t>Function with parameter:</w:t>
+      </w:r>
+    </w:p>
+    <w:p>
+      <w:pPr>
+        <w:shd w:val="clear" w:color="auto" w:fill="121314"/>
+        <w:spacing w:after="0" w:line="270" w:lineRule="atLeast"/>
+        <w:rPr>
+          <w:rFonts w:ascii="Menlo" w:eastAsia="Times New Roman" w:hAnsi="Menlo" w:cs="Menlo"/>
+          <w:color w:val="BBBEBF"/>
+          <w:kern w:val="0"/>
+          <w:sz w:val="18"/>
+          <w:szCs w:val="18"/>
+          <w:lang w:eastAsia="en-GB"/>
+          <w14:ligatures w14:val="none"/>
+        </w:rPr>
+      </w:pPr>
+      <w:r>
+        <w:rPr>
+          <w:rFonts w:ascii="Menlo" w:eastAsia="Times New Roman" w:hAnsi="Menlo" w:cs="Menlo"/>
+          <w:color w:val="FF7B72"/>
+          <w:kern w:val="0"/>
+          <w:sz w:val="18"/>
+          <w:szCs w:val="18"/>
+          <w:lang w:eastAsia="en-GB"/>
+          <w14:ligatures w14:val="none"/>
+        </w:rPr>
+        <w:t>function</w:t>
+      </w:r>
+      <w:r>
+        <w:rPr>
+          <w:rFonts w:ascii="Menlo" w:eastAsia="Times New Roman" w:hAnsi="Menlo" w:cs="Menlo"/>
+          <w:color w:val="BBBEBF"/>
+          <w:kern w:val="0"/>
+          <w:sz w:val="18"/>
+          <w:szCs w:val="18"/>
+          <w:lang w:eastAsia="en-GB"/>
+          <w14:ligatures w14:val="none"/>
+        </w:rPr>
+        <w:t xml:space="preserve"> </w:t>
+      </w:r>
+      <w:r>
+        <w:rPr>
+          <w:rFonts w:ascii="Menlo" w:eastAsia="Times New Roman" w:hAnsi="Menlo" w:cs="Menlo"/>
+          <w:color w:val="D2A8FF"/>
+          <w:kern w:val="0"/>
+          <w:sz w:val="18"/>
+          <w:szCs w:val="18"/>
+          <w:lang w:eastAsia="en-GB"/>
+          <w14:ligatures w14:val="none"/>
+        </w:rPr>
+        <w:t>add</w:t>
+      </w:r>
+      <w:r>
+        <w:rPr>
+          <w:rFonts w:ascii="Menlo" w:eastAsia="Times New Roman" w:hAnsi="Menlo" w:cs="Menlo"/>
+          <w:color w:val="BBBEBF"/>
+          <w:kern w:val="0"/>
+          <w:sz w:val="18"/>
+          <w:szCs w:val="18"/>
+          <w:lang w:eastAsia="en-GB"/>
+          <w14:ligatures w14:val="none"/>
+        </w:rPr>
+        <w:t>(</w:t>
+      </w:r>
+      <w:proofErr w:type="spellStart"/>
+      <w:r>
+        <w:rPr>
+          <w:rFonts w:ascii="Menlo" w:eastAsia="Times New Roman" w:hAnsi="Menlo" w:cs="Menlo"/>
+          <w:color w:val="FFA657"/>
+          <w:kern w:val="0"/>
+          <w:sz w:val="18"/>
+          <w:szCs w:val="18"/>
+          <w:lang w:eastAsia="en-GB"/>
+          <w14:ligatures w14:val="none"/>
+        </w:rPr>
+        <w:t>a</w:t>
+      </w:r>
+      <w:r>
+        <w:rPr>
+          <w:rFonts w:ascii="Menlo" w:eastAsia="Times New Roman" w:hAnsi="Menlo" w:cs="Menlo"/>
+          <w:color w:val="BBBEBF"/>
+          <w:kern w:val="0"/>
+          <w:sz w:val="18"/>
+          <w:szCs w:val="18"/>
+          <w:lang w:eastAsia="en-GB"/>
+          <w14:ligatures w14:val="none"/>
+        </w:rPr>
+        <w:t>,</w:t>
+      </w:r>
+      <w:r>
+        <w:rPr>
+          <w:rFonts w:ascii="Menlo" w:eastAsia="Times New Roman" w:hAnsi="Menlo" w:cs="Menlo"/>
+          <w:color w:val="FFA657"/>
+          <w:kern w:val="0"/>
+          <w:sz w:val="18"/>
+          <w:szCs w:val="18"/>
+          <w:lang w:eastAsia="en-GB"/>
+          <w14:ligatures w14:val="none"/>
+        </w:rPr>
+        <w:t>b</w:t>
+      </w:r>
+      <w:proofErr w:type="spellEnd"/>
+      <w:r>
+        <w:rPr>
+          <w:rFonts w:ascii="Menlo" w:eastAsia="Times New Roman" w:hAnsi="Menlo" w:cs="Menlo"/>
+          <w:color w:val="BBBEBF"/>
+          <w:kern w:val="0"/>
+          <w:sz w:val="18"/>
+          <w:szCs w:val="18"/>
+          <w:lang w:eastAsia="en-GB"/>
+          <w14:ligatures w14:val="none"/>
+        </w:rPr>
+        <w:t>)</w:t>
+      </w:r>
+      <w:r>
+        <w:rPr>
+          <w:rFonts w:ascii="Menlo" w:eastAsia="Times New Roman" w:hAnsi="Menlo" w:cs="Menlo"/>
+          <w:color w:val="C9D1D9"/>
+          <w:kern w:val="0"/>
+          <w:sz w:val="18"/>
+          <w:szCs w:val="18"/>
+          <w:lang w:eastAsia="en-GB"/>
+          <w14:ligatures w14:val="none"/>
+        </w:rPr>
+        <w:t>{</w:t>
+      </w:r>
+    </w:p>
+    <w:p>
+      <w:pPr>
+        <w:shd w:val="clear" w:color="auto" w:fill="121314"/>
+        <w:spacing w:after="0" w:line="270" w:lineRule="atLeast"/>
+        <w:rPr>
+          <w:rFonts w:ascii="Menlo" w:eastAsia="Times New Roman" w:hAnsi="Menlo" w:cs="Menlo"/>
+          <w:color w:val="BBBEBF"/>
+          <w:kern w:val="0"/>
+          <w:sz w:val="18"/>
+          <w:szCs w:val="18"/>
+          <w:lang w:eastAsia="en-GB"/>
+          <w14:ligatures w14:val="none"/>
+        </w:rPr>
+      </w:pPr>
+      <w:r>
+        <w:rPr>
+          <w:rFonts w:ascii="Menlo" w:eastAsia="Times New Roman" w:hAnsi="Menlo" w:cs="Menlo"/>
+          <w:color w:val="C9D1D9"/>
+          <w:kern w:val="0"/>
+          <w:sz w:val="18"/>
+          <w:szCs w:val="18"/>
+          <w:lang w:eastAsia="en-GB"/>
+          <w14:ligatures w14:val="none"/>
+        </w:rPr>
+        <w:t xml:space="preserve">    </w:t>
+      </w:r>
+      <w:r>
+        <w:rPr>
+          <w:rFonts w:ascii="Menlo" w:eastAsia="Times New Roman" w:hAnsi="Menlo" w:cs="Menlo"/>
+          <w:color w:val="79C0FF"/>
+          <w:kern w:val="0"/>
+          <w:sz w:val="18"/>
+          <w:szCs w:val="18"/>
+          <w:lang w:eastAsia="en-GB"/>
+          <w14:ligatures w14:val="none"/>
+        </w:rPr>
+        <w:t>console</w:t>
+      </w:r>
+      <w:r>
+        <w:rPr>
+          <w:rFonts w:ascii="Menlo" w:eastAsia="Times New Roman" w:hAnsi="Menlo" w:cs="Menlo"/>
+          <w:color w:val="C9D1D9"/>
+          <w:kern w:val="0"/>
+          <w:sz w:val="18"/>
+          <w:szCs w:val="18"/>
+          <w:lang w:eastAsia="en-GB"/>
+          <w14:ligatures w14:val="none"/>
+        </w:rPr>
+        <w:t>.</w:t>
+      </w:r>
+      <w:r>
+        <w:rPr>
+          <w:rFonts w:ascii="Menlo" w:eastAsia="Times New Roman" w:hAnsi="Menlo" w:cs="Menlo"/>
+          <w:color w:val="D2A8FF"/>
+          <w:kern w:val="0"/>
+          <w:sz w:val="18"/>
+          <w:szCs w:val="18"/>
+          <w:lang w:eastAsia="en-GB"/>
+          <w14:ligatures w14:val="none"/>
+        </w:rPr>
+        <w:t>log</w:t>
+      </w:r>
+      <w:r>
+        <w:rPr>
+          <w:rFonts w:ascii="Menlo" w:eastAsia="Times New Roman" w:hAnsi="Menlo" w:cs="Menlo"/>
+          <w:color w:val="C9D1D9"/>
+          <w:kern w:val="0"/>
+          <w:sz w:val="18"/>
+          <w:szCs w:val="18"/>
+          <w:lang w:eastAsia="en-GB"/>
+          <w14:ligatures w14:val="none"/>
+        </w:rPr>
+        <w:t>(</w:t>
+      </w:r>
+      <w:proofErr w:type="spellStart"/>
+      <w:r>
+        <w:rPr>
+          <w:rFonts w:ascii="Menlo" w:eastAsia="Times New Roman" w:hAnsi="Menlo" w:cs="Menlo"/>
+          <w:color w:val="FFA657"/>
+          <w:kern w:val="0"/>
+          <w:sz w:val="18"/>
+          <w:szCs w:val="18"/>
+          <w:lang w:eastAsia="en-GB"/>
+          <w14:ligatures w14:val="none"/>
+        </w:rPr>
+        <w:t>a</w:t>
+      </w:r>
+      <w:r>
+        <w:rPr>
+          <w:rFonts w:ascii="Menlo" w:eastAsia="Times New Roman" w:hAnsi="Menlo" w:cs="Menlo"/>
+          <w:color w:val="D4D4D4"/>
+          <w:kern w:val="0"/>
+          <w:sz w:val="18"/>
+          <w:szCs w:val="18"/>
+          <w:lang w:eastAsia="en-GB"/>
+          <w14:ligatures w14:val="none"/>
+        </w:rPr>
+        <w:t>+</w:t>
+      </w:r>
+      <w:r>
+        <w:rPr>
+          <w:rFonts w:ascii="Menlo" w:eastAsia="Times New Roman" w:hAnsi="Menlo" w:cs="Menlo"/>
+          <w:color w:val="FFA657"/>
+          <w:kern w:val="0"/>
+          <w:sz w:val="18"/>
+          <w:szCs w:val="18"/>
+          <w:lang w:eastAsia="en-GB"/>
+          <w14:ligatures w14:val="none"/>
+        </w:rPr>
+        <w:t>b</w:t>
+      </w:r>
+      <w:proofErr w:type="spellEnd"/>
+      <w:r>
+        <w:rPr>
+          <w:rFonts w:ascii="Menlo" w:eastAsia="Times New Roman" w:hAnsi="Menlo" w:cs="Menlo"/>
+          <w:color w:val="C9D1D9"/>
+          <w:kern w:val="0"/>
+          <w:sz w:val="18"/>
+          <w:szCs w:val="18"/>
+          <w:lang w:eastAsia="en-GB"/>
+          <w14:ligatures w14:val="none"/>
+        </w:rPr>
+        <w:t>);</w:t>
+      </w:r>
+    </w:p>
+    <w:p>
+      <w:pPr>
+        <w:shd w:val="clear" w:color="auto" w:fill="121314"/>
+        <w:spacing w:after="0" w:line="270" w:lineRule="atLeast"/>
+        <w:rPr>
+          <w:rFonts w:ascii="Menlo" w:eastAsia="Times New Roman" w:hAnsi="Menlo" w:cs="Menlo"/>
+          <w:color w:val="BBBEBF"/>
+          <w:kern w:val="0"/>
+          <w:sz w:val="18"/>
+          <w:szCs w:val="18"/>
+          <w:lang w:eastAsia="en-GB"/>
+          <w14:ligatures w14:val="none"/>
+        </w:rPr>
+      </w:pPr>
+      <w:r>
+        <w:rPr>
+          <w:rFonts w:ascii="Menlo" w:eastAsia="Times New Roman" w:hAnsi="Menlo" w:cs="Menlo"/>
+          <w:color w:val="C9D1D9"/>
+          <w:kern w:val="0"/>
+          <w:sz w:val="18"/>
+          <w:szCs w:val="18"/>
+          <w:lang w:eastAsia="en-GB"/>
+          <w14:ligatures w14:val="none"/>
+        </w:rPr>
+        <w:t xml:space="preserve">    </w:t>
+      </w:r>
+    </w:p>
+    <w:p>
+      <w:pPr>
+        <w:shd w:val="clear" w:color="auto" w:fill="121314"/>
+        <w:spacing w:after="0" w:line="270" w:lineRule="atLeast"/>
+        <w:rPr>
+          <w:rFonts w:ascii="Menlo" w:eastAsia="Times New Roman" w:hAnsi="Menlo" w:cs="Menlo"/>
+          <w:color w:val="BBBEBF"/>
+          <w:kern w:val="0"/>
+          <w:sz w:val="18"/>
+          <w:szCs w:val="18"/>
+          <w:lang w:eastAsia="en-GB"/>
+          <w14:ligatures w14:val="none"/>
+        </w:rPr>
+      </w:pPr>
+      <w:r>
+        <w:rPr>
+          <w:rFonts w:ascii="Menlo" w:eastAsia="Times New Roman" w:hAnsi="Menlo" w:cs="Menlo"/>
+          <w:color w:val="C9D1D9"/>
+          <w:kern w:val="0"/>
+          <w:sz w:val="18"/>
+          <w:szCs w:val="18"/>
+          <w:lang w:eastAsia="en-GB"/>
+          <w14:ligatures w14:val="none"/>
+        </w:rPr>
+        <w:t>}</w:t>
+      </w:r>
+    </w:p>
+    <w:p>
+      <w:pPr>
+        <w:shd w:val="clear" w:color="auto" w:fill="121314"/>
+        <w:spacing w:after="0" w:line="270" w:lineRule="atLeast"/>
+        <w:rPr>
+          <w:rFonts w:ascii="Menlo" w:eastAsia="Times New Roman" w:hAnsi="Menlo" w:cs="Menlo"/>
+          <w:color w:val="BBBEBF"/>
+          <w:kern w:val="0"/>
+          <w:sz w:val="18"/>
+          <w:szCs w:val="18"/>
+          <w:lang w:eastAsia="en-GB"/>
+          <w14:ligatures w14:val="none"/>
+        </w:rPr>
+      </w:pPr>
+      <w:r>
+        <w:rPr>
+          <w:rFonts w:ascii="Menlo" w:eastAsia="Times New Roman" w:hAnsi="Menlo" w:cs="Menlo"/>
+          <w:color w:val="D2A8FF"/>
+          <w:kern w:val="0"/>
+          <w:sz w:val="18"/>
+          <w:szCs w:val="18"/>
+          <w:lang w:eastAsia="en-GB"/>
+          <w14:ligatures w14:val="none"/>
+        </w:rPr>
+        <w:t>add</w:t>
+      </w:r>
+      <w:r>
+        <w:rPr>
+          <w:rFonts w:ascii="Menlo" w:eastAsia="Times New Roman" w:hAnsi="Menlo" w:cs="Menlo"/>
+          <w:color w:val="BBBEBF"/>
+          <w:kern w:val="0"/>
+          <w:sz w:val="18"/>
+          <w:szCs w:val="18"/>
+          <w:lang w:eastAsia="en-GB"/>
+          <w14:ligatures w14:val="none"/>
+        </w:rPr>
+        <w:t>(</w:t>
+      </w:r>
+      <w:r>
+        <w:rPr>
+          <w:rFonts w:ascii="Menlo" w:eastAsia="Times New Roman" w:hAnsi="Menlo" w:cs="Menlo"/>
+          <w:color w:val="B5CEA8"/>
+          <w:kern w:val="0"/>
+          <w:sz w:val="18"/>
+          <w:szCs w:val="18"/>
+          <w:lang w:eastAsia="en-GB"/>
+          <w14:ligatures w14:val="none"/>
+        </w:rPr>
+        <w:t>2</w:t>
+      </w:r>
+      <w:r>
+        <w:rPr>
+          <w:rFonts w:ascii="Menlo" w:eastAsia="Times New Roman" w:hAnsi="Menlo" w:cs="Menlo"/>
+          <w:color w:val="BBBEBF"/>
+          <w:kern w:val="0"/>
+          <w:sz w:val="18"/>
+          <w:szCs w:val="18"/>
+          <w:lang w:eastAsia="en-GB"/>
+          <w14:ligatures w14:val="none"/>
+        </w:rPr>
+        <w:t>,</w:t>
+      </w:r>
+      <w:r>
+        <w:rPr>
+          <w:rFonts w:ascii="Menlo" w:eastAsia="Times New Roman" w:hAnsi="Menlo" w:cs="Menlo"/>
+          <w:color w:val="B5CEA8"/>
+          <w:kern w:val="0"/>
+          <w:sz w:val="18"/>
+          <w:szCs w:val="18"/>
+          <w:lang w:eastAsia="en-GB"/>
+          <w14:ligatures w14:val="none"/>
+        </w:rPr>
+        <w:t>3</w:t>
+      </w:r>
+      <w:r>
+        <w:rPr>
+          <w:rFonts w:ascii="Menlo" w:eastAsia="Times New Roman" w:hAnsi="Menlo" w:cs="Menlo"/>
+          <w:color w:val="BBBEBF"/>
+          <w:kern w:val="0"/>
+          <w:sz w:val="18"/>
+          <w:szCs w:val="18"/>
+          <w:lang w:eastAsia="en-GB"/>
+          <w14:ligatures w14:val="none"/>
+        </w:rPr>
+        <w:t>)</w:t>
+      </w:r>
+    </w:p>
+    <w:p>
+      <w:pPr>
+        <w:rPr>
+          <w:rFonts w:ascii="Segoe UI Symbol" w:hAnsi="Segoe UI Symbol" w:cs="Segoe UI Symbol"/>
+        </w:rPr>
+      </w:pPr>
+    </w:p>
+    <w:p>
+      <w:pPr>
+        <w:rPr>
+          <w:rFonts w:ascii="Segoe UI Symbol" w:hAnsi="Segoe UI Symbol" w:cs="Segoe UI Symbol"/>
+        </w:rPr>
+      </w:pPr>
+      <w:r>
+        <w:rPr>
+          <w:rFonts w:ascii="Segoe UI Symbol" w:hAnsi="Segoe UI Symbol" w:cs="Segoe UI Symbol"/>
+        </w:rPr>
+        <w:t>function with return statement :</w:t>
+      </w:r>
+    </w:p>
+    <w:p>
+      <w:pPr>
+        <w:rPr>
+          <w:rFonts w:ascii="Segoe UI Symbol" w:hAnsi="Segoe UI Symbol" w:cs="Segoe UI Symbol"/>
+        </w:rPr>
+      </w:pPr>
+    </w:p>
+    <w:p>
+      <w:pPr>
+        <w:shd w:val="clear" w:color="auto" w:fill="121314"/>
+        <w:spacing w:after="0" w:line="270" w:lineRule="atLeast"/>
+        <w:rPr>
+          <w:rFonts w:ascii="Menlo" w:eastAsia="Times New Roman" w:hAnsi="Menlo" w:cs="Menlo"/>
+          <w:color w:val="BBBEBF"/>
+          <w:kern w:val="0"/>
+          <w:sz w:val="18"/>
+          <w:szCs w:val="18"/>
+          <w:lang w:eastAsia="en-GB"/>
+          <w14:ligatures w14:val="none"/>
+        </w:rPr>
+      </w:pPr>
+      <w:r>
+        <w:rPr>
+          <w:rFonts w:ascii="Menlo" w:eastAsia="Times New Roman" w:hAnsi="Menlo" w:cs="Menlo"/>
+          <w:color w:val="FF7B72"/>
+          <w:kern w:val="0"/>
+          <w:sz w:val="18"/>
+          <w:szCs w:val="18"/>
+          <w:lang w:eastAsia="en-GB"/>
+          <w14:ligatures w14:val="none"/>
+        </w:rPr>
+        <w:t>function</w:t>
+      </w:r>
+      <w:r>
+        <w:rPr>
+          <w:rFonts w:ascii="Menlo" w:eastAsia="Times New Roman" w:hAnsi="Menlo" w:cs="Menlo"/>
+          <w:color w:val="BBBEBF"/>
+          <w:kern w:val="0"/>
+          <w:sz w:val="18"/>
+          <w:szCs w:val="18"/>
+          <w:lang w:eastAsia="en-GB"/>
+          <w14:ligatures w14:val="none"/>
+        </w:rPr>
+        <w:t xml:space="preserve"> </w:t>
+      </w:r>
+      <w:r>
+        <w:rPr>
+          <w:rFonts w:ascii="Menlo" w:eastAsia="Times New Roman" w:hAnsi="Menlo" w:cs="Menlo"/>
+          <w:color w:val="D2A8FF"/>
+          <w:kern w:val="0"/>
+          <w:sz w:val="18"/>
+          <w:szCs w:val="18"/>
+          <w:lang w:eastAsia="en-GB"/>
+          <w14:ligatures w14:val="none"/>
+        </w:rPr>
+        <w:t>sub</w:t>
+      </w:r>
+      <w:r>
+        <w:rPr>
+          <w:rFonts w:ascii="Menlo" w:eastAsia="Times New Roman" w:hAnsi="Menlo" w:cs="Menlo"/>
+          <w:color w:val="BBBEBF"/>
+          <w:kern w:val="0"/>
+          <w:sz w:val="18"/>
+          <w:szCs w:val="18"/>
+          <w:lang w:eastAsia="en-GB"/>
+          <w14:ligatures w14:val="none"/>
+        </w:rPr>
+        <w:t>(</w:t>
+      </w:r>
+      <w:r>
+        <w:rPr>
+          <w:rFonts w:ascii="Menlo" w:eastAsia="Times New Roman" w:hAnsi="Menlo" w:cs="Menlo"/>
+          <w:color w:val="FFA657"/>
+          <w:kern w:val="0"/>
+          <w:sz w:val="18"/>
+          <w:szCs w:val="18"/>
+          <w:lang w:eastAsia="en-GB"/>
+          <w14:ligatures w14:val="none"/>
+        </w:rPr>
+        <w:t>a</w:t>
+      </w:r>
+      <w:r>
+        <w:rPr>
+          <w:rFonts w:ascii="Menlo" w:eastAsia="Times New Roman" w:hAnsi="Menlo" w:cs="Menlo"/>
+          <w:color w:val="BBBEBF"/>
+          <w:kern w:val="0"/>
+          <w:sz w:val="18"/>
+          <w:szCs w:val="18"/>
+          <w:lang w:eastAsia="en-GB"/>
+          <w14:ligatures w14:val="none"/>
+        </w:rPr>
+        <w:t xml:space="preserve">, </w:t>
+      </w:r>
+      <w:r>
+        <w:rPr>
+          <w:rFonts w:ascii="Menlo" w:eastAsia="Times New Roman" w:hAnsi="Menlo" w:cs="Menlo"/>
+          <w:color w:val="FFA657"/>
+          <w:kern w:val="0"/>
+          <w:sz w:val="18"/>
+          <w:szCs w:val="18"/>
+          <w:lang w:eastAsia="en-GB"/>
+          <w14:ligatures w14:val="none"/>
+        </w:rPr>
+        <w:t>b</w:t>
+      </w:r>
+      <w:r>
+        <w:rPr>
+          <w:rFonts w:ascii="Menlo" w:eastAsia="Times New Roman" w:hAnsi="Menlo" w:cs="Menlo"/>
+          <w:color w:val="BBBEBF"/>
+          <w:kern w:val="0"/>
+          <w:sz w:val="18"/>
+          <w:szCs w:val="18"/>
+          <w:lang w:eastAsia="en-GB"/>
+          <w14:ligatures w14:val="none"/>
+        </w:rPr>
+        <w:t xml:space="preserve">) </w:t>
+      </w:r>
+      <w:r>
+        <w:rPr>
+          <w:rFonts w:ascii="Menlo" w:eastAsia="Times New Roman" w:hAnsi="Menlo" w:cs="Menlo"/>
+          <w:color w:val="C9D1D9"/>
+          <w:kern w:val="0"/>
+          <w:sz w:val="18"/>
+          <w:szCs w:val="18"/>
+          <w:lang w:eastAsia="en-GB"/>
+          <w14:ligatures w14:val="none"/>
+        </w:rPr>
+        <w:t>{</w:t>
+      </w:r>
+    </w:p>
+    <w:p>
+      <w:pPr>
+        <w:shd w:val="clear" w:color="auto" w:fill="121314"/>
+        <w:spacing w:after="0" w:line="270" w:lineRule="atLeast"/>
+        <w:rPr>
+          <w:rFonts w:ascii="Menlo" w:eastAsia="Times New Roman" w:hAnsi="Menlo" w:cs="Menlo"/>
+          <w:color w:val="BBBEBF"/>
+          <w:kern w:val="0"/>
+          <w:sz w:val="18"/>
+          <w:szCs w:val="18"/>
+          <w:lang w:eastAsia="en-GB"/>
+          <w14:ligatures w14:val="none"/>
+        </w:rPr>
+      </w:pPr>
+      <w:r>
+        <w:rPr>
+          <w:rFonts w:ascii="Menlo" w:eastAsia="Times New Roman" w:hAnsi="Menlo" w:cs="Menlo"/>
+          <w:color w:val="C9D1D9"/>
+          <w:kern w:val="0"/>
+          <w:sz w:val="18"/>
+          <w:szCs w:val="18"/>
+          <w:lang w:eastAsia="en-GB"/>
+          <w14:ligatures w14:val="none"/>
+        </w:rPr>
+        <w:t xml:space="preserve">  </w:t>
+      </w:r>
+      <w:r>
+        <w:rPr>
+          <w:rFonts w:ascii="Menlo" w:eastAsia="Times New Roman" w:hAnsi="Menlo" w:cs="Menlo"/>
+          <w:color w:val="C586C0"/>
+          <w:kern w:val="0"/>
+          <w:sz w:val="18"/>
+          <w:szCs w:val="18"/>
+          <w:lang w:eastAsia="en-GB"/>
+          <w14:ligatures w14:val="none"/>
+        </w:rPr>
+        <w:t>return</w:t>
+      </w:r>
+      <w:r>
+        <w:rPr>
+          <w:rFonts w:ascii="Menlo" w:eastAsia="Times New Roman" w:hAnsi="Menlo" w:cs="Menlo"/>
+          <w:color w:val="C9D1D9"/>
+          <w:kern w:val="0"/>
+          <w:sz w:val="18"/>
+          <w:szCs w:val="18"/>
+          <w:lang w:eastAsia="en-GB"/>
+          <w14:ligatures w14:val="none"/>
+        </w:rPr>
+        <w:t xml:space="preserve"> </w:t>
+      </w:r>
+      <w:r>
+        <w:rPr>
+          <w:rFonts w:ascii="Menlo" w:eastAsia="Times New Roman" w:hAnsi="Menlo" w:cs="Menlo"/>
+          <w:color w:val="FFA657"/>
+          <w:kern w:val="0"/>
+          <w:sz w:val="18"/>
+          <w:szCs w:val="18"/>
+          <w:lang w:eastAsia="en-GB"/>
+          <w14:ligatures w14:val="none"/>
+        </w:rPr>
+        <w:t>a</w:t>
+      </w:r>
+      <w:r>
+        <w:rPr>
+          <w:rFonts w:ascii="Menlo" w:eastAsia="Times New Roman" w:hAnsi="Menlo" w:cs="Menlo"/>
+          <w:color w:val="C9D1D9"/>
+          <w:kern w:val="0"/>
+          <w:sz w:val="18"/>
+          <w:szCs w:val="18"/>
+          <w:lang w:eastAsia="en-GB"/>
+          <w14:ligatures w14:val="none"/>
+        </w:rPr>
+        <w:t xml:space="preserve"> </w:t>
+      </w:r>
+      <w:r>
+        <w:rPr>
+          <w:rFonts w:ascii="Menlo" w:eastAsia="Times New Roman" w:hAnsi="Menlo" w:cs="Menlo"/>
+          <w:color w:val="D4D4D4"/>
+          <w:kern w:val="0"/>
+          <w:sz w:val="18"/>
+          <w:szCs w:val="18"/>
+          <w:lang w:eastAsia="en-GB"/>
+          <w14:ligatures w14:val="none"/>
+        </w:rPr>
+        <w:t>-</w:t>
+      </w:r>
+      <w:r>
+        <w:rPr>
+          <w:rFonts w:ascii="Menlo" w:eastAsia="Times New Roman" w:hAnsi="Menlo" w:cs="Menlo"/>
+          <w:color w:val="C9D1D9"/>
+          <w:kern w:val="0"/>
+          <w:sz w:val="18"/>
+          <w:szCs w:val="18"/>
+          <w:lang w:eastAsia="en-GB"/>
+          <w14:ligatures w14:val="none"/>
+        </w:rPr>
+        <w:t xml:space="preserve"> </w:t>
+      </w:r>
+      <w:r>
+        <w:rPr>
+          <w:rFonts w:ascii="Menlo" w:eastAsia="Times New Roman" w:hAnsi="Menlo" w:cs="Menlo"/>
+          <w:color w:val="FFA657"/>
+          <w:kern w:val="0"/>
+          <w:sz w:val="18"/>
+          <w:szCs w:val="18"/>
+          <w:lang w:eastAsia="en-GB"/>
+          <w14:ligatures w14:val="none"/>
+        </w:rPr>
+        <w:t>b</w:t>
+      </w:r>
+      <w:r>
+        <w:rPr>
+          <w:rFonts w:ascii="Menlo" w:eastAsia="Times New Roman" w:hAnsi="Menlo" w:cs="Menlo"/>
+          <w:color w:val="C9D1D9"/>
+          <w:kern w:val="0"/>
+          <w:sz w:val="18"/>
+          <w:szCs w:val="18"/>
+          <w:lang w:eastAsia="en-GB"/>
+          <w14:ligatures w14:val="none"/>
+        </w:rPr>
+        <w:t>;</w:t>
+      </w:r>
+    </w:p>
+    <w:p>
+      <w:pPr>
+        <w:shd w:val="clear" w:color="auto" w:fill="121314"/>
+        <w:spacing w:after="0" w:line="270" w:lineRule="atLeast"/>
+        <w:rPr>
+          <w:rFonts w:ascii="Menlo" w:eastAsia="Times New Roman" w:hAnsi="Menlo" w:cs="Menlo"/>
+          <w:color w:val="BBBEBF"/>
+          <w:kern w:val="0"/>
+          <w:sz w:val="18"/>
+          <w:szCs w:val="18"/>
+          <w:lang w:eastAsia="en-GB"/>
+          <w14:ligatures w14:val="none"/>
+        </w:rPr>
+      </w:pPr>
+      <w:r>
+        <w:rPr>
+          <w:rFonts w:ascii="Menlo" w:eastAsia="Times New Roman" w:hAnsi="Menlo" w:cs="Menlo"/>
+          <w:color w:val="C9D1D9"/>
+          <w:kern w:val="0"/>
+          <w:sz w:val="18"/>
+          <w:szCs w:val="18"/>
+          <w:lang w:eastAsia="en-GB"/>
+          <w14:ligatures w14:val="none"/>
+        </w:rPr>
+        <w:t>}</w:t>
+      </w:r>
+    </w:p>
+    <w:p>
+      <w:pPr>
+        <w:shd w:val="clear" w:color="auto" w:fill="121314"/>
+        <w:spacing w:after="0" w:line="270" w:lineRule="atLeast"/>
+        <w:rPr>
+          <w:rFonts w:ascii="Menlo" w:eastAsia="Times New Roman" w:hAnsi="Menlo" w:cs="Menlo"/>
+          <w:color w:val="BBBEBF"/>
+          <w:kern w:val="0"/>
+          <w:sz w:val="18"/>
+          <w:szCs w:val="18"/>
+          <w:lang w:eastAsia="en-GB"/>
+          <w14:ligatures w14:val="none"/>
+        </w:rPr>
+      </w:pPr>
+    </w:p>
+    <w:p>
+      <w:pPr>
+        <w:shd w:val="clear" w:color="auto" w:fill="121314"/>
+        <w:spacing w:after="0" w:line="270" w:lineRule="atLeast"/>
+        <w:rPr>
+          <w:rFonts w:ascii="Menlo" w:eastAsia="Times New Roman" w:hAnsi="Menlo" w:cs="Menlo"/>
+          <w:color w:val="BBBEBF"/>
+          <w:kern w:val="0"/>
+          <w:sz w:val="18"/>
+          <w:szCs w:val="18"/>
+          <w:lang w:eastAsia="en-GB"/>
+          <w14:ligatures w14:val="none"/>
+        </w:rPr>
+      </w:pPr>
+      <w:r>
+        <w:rPr>
+          <w:rFonts w:ascii="Menlo" w:eastAsia="Times New Roman" w:hAnsi="Menlo" w:cs="Menlo"/>
+          <w:color w:val="FF7B72"/>
+          <w:kern w:val="0"/>
+          <w:sz w:val="18"/>
+          <w:szCs w:val="18"/>
+          <w:lang w:eastAsia="en-GB"/>
+          <w14:ligatures w14:val="none"/>
+        </w:rPr>
+        <w:t>let</w:t>
+      </w:r>
+      <w:r>
+        <w:rPr>
+          <w:rFonts w:ascii="Menlo" w:eastAsia="Times New Roman" w:hAnsi="Menlo" w:cs="Menlo"/>
+          <w:color w:val="BBBEBF"/>
+          <w:kern w:val="0"/>
+          <w:sz w:val="18"/>
+          <w:szCs w:val="18"/>
+          <w:lang w:eastAsia="en-GB"/>
+          <w14:ligatures w14:val="none"/>
+        </w:rPr>
+        <w:t xml:space="preserve"> </w:t>
+      </w:r>
+      <w:r>
+        <w:rPr>
+          <w:rFonts w:ascii="Menlo" w:eastAsia="Times New Roman" w:hAnsi="Menlo" w:cs="Menlo"/>
+          <w:color w:val="C9D1D9"/>
+          <w:kern w:val="0"/>
+          <w:sz w:val="18"/>
+          <w:szCs w:val="18"/>
+          <w:lang w:eastAsia="en-GB"/>
+          <w14:ligatures w14:val="none"/>
+        </w:rPr>
+        <w:t>res</w:t>
+      </w:r>
+      <w:r>
+        <w:rPr>
+          <w:rFonts w:ascii="Menlo" w:eastAsia="Times New Roman" w:hAnsi="Menlo" w:cs="Menlo"/>
+          <w:color w:val="BBBEBF"/>
+          <w:kern w:val="0"/>
+          <w:sz w:val="18"/>
+          <w:szCs w:val="18"/>
+          <w:lang w:eastAsia="en-GB"/>
+          <w14:ligatures w14:val="none"/>
+        </w:rPr>
+        <w:t xml:space="preserve"> </w:t>
+      </w:r>
+      <w:r>
+        <w:rPr>
+          <w:rFonts w:ascii="Menlo" w:eastAsia="Times New Roman" w:hAnsi="Menlo" w:cs="Menlo"/>
+          <w:color w:val="D4D4D4"/>
+          <w:kern w:val="0"/>
+          <w:sz w:val="18"/>
+          <w:szCs w:val="18"/>
+          <w:lang w:eastAsia="en-GB"/>
+          <w14:ligatures w14:val="none"/>
+        </w:rPr>
+        <w:t>=</w:t>
+      </w:r>
+      <w:r>
+        <w:rPr>
+          <w:rFonts w:ascii="Menlo" w:eastAsia="Times New Roman" w:hAnsi="Menlo" w:cs="Menlo"/>
+          <w:color w:val="BBBEBF"/>
+          <w:kern w:val="0"/>
+          <w:sz w:val="18"/>
+          <w:szCs w:val="18"/>
+          <w:lang w:eastAsia="en-GB"/>
+          <w14:ligatures w14:val="none"/>
+        </w:rPr>
+        <w:t xml:space="preserve"> </w:t>
+      </w:r>
+      <w:r>
+        <w:rPr>
+          <w:rFonts w:ascii="Menlo" w:eastAsia="Times New Roman" w:hAnsi="Menlo" w:cs="Menlo"/>
+          <w:color w:val="D2A8FF"/>
+          <w:kern w:val="0"/>
+          <w:sz w:val="18"/>
+          <w:szCs w:val="18"/>
+          <w:lang w:eastAsia="en-GB"/>
+          <w14:ligatures w14:val="none"/>
+        </w:rPr>
+        <w:t>sub</w:t>
+      </w:r>
+      <w:r>
+        <w:rPr>
+          <w:rFonts w:ascii="Menlo" w:eastAsia="Times New Roman" w:hAnsi="Menlo" w:cs="Menlo"/>
+          <w:color w:val="BBBEBF"/>
+          <w:kern w:val="0"/>
+          <w:sz w:val="18"/>
+          <w:szCs w:val="18"/>
+          <w:lang w:eastAsia="en-GB"/>
+          <w14:ligatures w14:val="none"/>
+        </w:rPr>
+        <w:t>(</w:t>
+      </w:r>
+      <w:r>
+        <w:rPr>
+          <w:rFonts w:ascii="Menlo" w:eastAsia="Times New Roman" w:hAnsi="Menlo" w:cs="Menlo"/>
+          <w:color w:val="B5CEA8"/>
+          <w:kern w:val="0"/>
+          <w:sz w:val="18"/>
+          <w:szCs w:val="18"/>
+          <w:lang w:eastAsia="en-GB"/>
+          <w14:ligatures w14:val="none"/>
+        </w:rPr>
+        <w:t>40</w:t>
+      </w:r>
+      <w:r>
+        <w:rPr>
+          <w:rFonts w:ascii="Menlo" w:eastAsia="Times New Roman" w:hAnsi="Menlo" w:cs="Menlo"/>
+          <w:color w:val="BBBEBF"/>
+          <w:kern w:val="0"/>
+          <w:sz w:val="18"/>
+          <w:szCs w:val="18"/>
+          <w:lang w:eastAsia="en-GB"/>
+          <w14:ligatures w14:val="none"/>
+        </w:rPr>
+        <w:t xml:space="preserve">, </w:t>
+      </w:r>
+      <w:r>
+        <w:rPr>
+          <w:rFonts w:ascii="Menlo" w:eastAsia="Times New Roman" w:hAnsi="Menlo" w:cs="Menlo"/>
+          <w:color w:val="B5CEA8"/>
+          <w:kern w:val="0"/>
+          <w:sz w:val="18"/>
+          <w:szCs w:val="18"/>
+          <w:lang w:eastAsia="en-GB"/>
+          <w14:ligatures w14:val="none"/>
+        </w:rPr>
+        <w:t>10</w:t>
+      </w:r>
+      <w:r>
+        <w:rPr>
+          <w:rFonts w:ascii="Menlo" w:eastAsia="Times New Roman" w:hAnsi="Menlo" w:cs="Menlo"/>
+          <w:color w:val="BBBEBF"/>
+          <w:kern w:val="0"/>
+          <w:sz w:val="18"/>
+          <w:szCs w:val="18"/>
+          <w:lang w:eastAsia="en-GB"/>
+          <w14:ligatures w14:val="none"/>
+        </w:rPr>
+        <w:t>);</w:t>
+      </w:r>
+    </w:p>
+    <w:p>
+      <w:pPr>
+        <w:shd w:val="clear" w:color="auto" w:fill="121314"/>
+        <w:spacing w:after="0" w:line="270" w:lineRule="atLeast"/>
+        <w:rPr>
+          <w:rFonts w:ascii="Menlo" w:eastAsia="Times New Roman" w:hAnsi="Menlo" w:cs="Menlo"/>
+          <w:color w:val="BBBEBF"/>
+          <w:kern w:val="0"/>
+          <w:sz w:val="18"/>
+          <w:szCs w:val="18"/>
+          <w:lang w:eastAsia="en-GB"/>
+          <w14:ligatures w14:val="none"/>
+        </w:rPr>
+      </w:pPr>
+      <w:r>
+        <w:rPr>
+          <w:rFonts w:ascii="Menlo" w:eastAsia="Times New Roman" w:hAnsi="Menlo" w:cs="Menlo"/>
+          <w:color w:val="79C0FF"/>
+          <w:kern w:val="0"/>
+          <w:sz w:val="18"/>
+          <w:szCs w:val="18"/>
+          <w:lang w:eastAsia="en-GB"/>
+          <w14:ligatures w14:val="none"/>
+        </w:rPr>
+        <w:t>console</w:t>
+      </w:r>
+      <w:r>
+        <w:rPr>
+          <w:rFonts w:ascii="Menlo" w:eastAsia="Times New Roman" w:hAnsi="Menlo" w:cs="Menlo"/>
+          <w:color w:val="BBBEBF"/>
+          <w:kern w:val="0"/>
+          <w:sz w:val="18"/>
+          <w:szCs w:val="18"/>
+          <w:lang w:eastAsia="en-GB"/>
+          <w14:ligatures w14:val="none"/>
+        </w:rPr>
+        <w:t>.</w:t>
+      </w:r>
+      <w:r>
+        <w:rPr>
+          <w:rFonts w:ascii="Menlo" w:eastAsia="Times New Roman" w:hAnsi="Menlo" w:cs="Menlo"/>
+          <w:color w:val="D2A8FF"/>
+          <w:kern w:val="0"/>
+          <w:sz w:val="18"/>
+          <w:szCs w:val="18"/>
+          <w:lang w:eastAsia="en-GB"/>
+          <w14:ligatures w14:val="none"/>
+        </w:rPr>
+        <w:t>log</w:t>
+      </w:r>
+      <w:r>
+        <w:rPr>
+          <w:rFonts w:ascii="Menlo" w:eastAsia="Times New Roman" w:hAnsi="Menlo" w:cs="Menlo"/>
+          <w:color w:val="BBBEBF"/>
+          <w:kern w:val="0"/>
+          <w:sz w:val="18"/>
+          <w:szCs w:val="18"/>
+          <w:lang w:eastAsia="en-GB"/>
+          <w14:ligatures w14:val="none"/>
+        </w:rPr>
+        <w:t>(</w:t>
+      </w:r>
+      <w:r>
+        <w:rPr>
+          <w:rFonts w:ascii="Menlo" w:eastAsia="Times New Roman" w:hAnsi="Menlo" w:cs="Menlo"/>
+          <w:color w:val="C9D1D9"/>
+          <w:kern w:val="0"/>
+          <w:sz w:val="18"/>
+          <w:szCs w:val="18"/>
+          <w:lang w:eastAsia="en-GB"/>
+          <w14:ligatures w14:val="none"/>
+        </w:rPr>
+        <w:t>res</w:t>
+      </w:r>
+      <w:r>
+        <w:rPr>
+          <w:rFonts w:ascii="Menlo" w:eastAsia="Times New Roman" w:hAnsi="Menlo" w:cs="Menlo"/>
+          <w:color w:val="BBBEBF"/>
+          <w:kern w:val="0"/>
+          <w:sz w:val="18"/>
+          <w:szCs w:val="18"/>
+          <w:lang w:eastAsia="en-GB"/>
+          <w14:ligatures w14:val="none"/>
+        </w:rPr>
+        <w:t>);</w:t>
+      </w:r>
     </w:p>
     <w:p>
       <w:pPr>
@@ -5996,7 +7547,7 @@
   <w:abstractNum w:abstractNumId="1" w15:restartNumberingAfterBreak="0">
     <w:nsid w:val="326A4153"/>
     <w:multiLevelType w:val="hybridMultilevel"/>
-    <w:tmpl w:val="E52426EE"/>
+    <w:tmpl w:val="21DC39BC"/>
     <w:lvl w:ilvl="0" w:tplc="08090001">
       <w:start w:val="1"/>
       <w:numFmt w:val="bullet"/>
@@ -6219,6 +7770,232 @@
       </w:rPr>
     </w:lvl>
   </w:abstractNum>
+  <w:abstractNum w:abstractNumId="3" w15:restartNumberingAfterBreak="0">
+    <w:nsid w:val="4C1C1CA0"/>
+    <w:multiLevelType w:val="hybridMultilevel"/>
+    <w:tmpl w:val="D5CEF1AE"/>
+    <w:lvl w:ilvl="0" w:tplc="08090001">
+      <w:start w:val="1"/>
+      <w:numFmt w:val="bullet"/>
+      <w:lvlText w:val=""/>
+      <w:lvlJc w:val="left"/>
+      <w:pPr>
+        <w:ind w:left="720" w:hanging="360"/>
+      </w:pPr>
+      <w:rPr>
+        <w:rFonts w:ascii="Symbol" w:hAnsi="Symbol" w:hint="default"/>
+      </w:rPr>
+    </w:lvl>
+    <w:lvl w:ilvl="1" w:tplc="08090003" w:tentative="1">
+      <w:start w:val="1"/>
+      <w:numFmt w:val="bullet"/>
+      <w:lvlText w:val="o"/>
+      <w:lvlJc w:val="left"/>
+      <w:pPr>
+        <w:ind w:left="1440" w:hanging="360"/>
+      </w:pPr>
+      <w:rPr>
+        <w:rFonts w:ascii="Courier New" w:hAnsi="Courier New" w:cs="Courier New" w:hint="default"/>
+      </w:rPr>
+    </w:lvl>
+    <w:lvl w:ilvl="2" w:tplc="08090005" w:tentative="1">
+      <w:start w:val="1"/>
+      <w:numFmt w:val="bullet"/>
+      <w:lvlText w:val=""/>
+      <w:lvlJc w:val="left"/>
+      <w:pPr>
+        <w:ind w:left="2160" w:hanging="360"/>
+      </w:pPr>
+      <w:rPr>
+        <w:rFonts w:ascii="Wingdings" w:hAnsi="Wingdings" w:hint="default"/>
+      </w:rPr>
+    </w:lvl>
+    <w:lvl w:ilvl="3" w:tplc="08090001" w:tentative="1">
+      <w:start w:val="1"/>
+      <w:numFmt w:val="bullet"/>
+      <w:lvlText w:val=""/>
+      <w:lvlJc w:val="left"/>
+      <w:pPr>
+        <w:ind w:left="2880" w:hanging="360"/>
+      </w:pPr>
+      <w:rPr>
+        <w:rFonts w:ascii="Symbol" w:hAnsi="Symbol" w:hint="default"/>
+      </w:rPr>
+    </w:lvl>
+    <w:lvl w:ilvl="4" w:tplc="08090003" w:tentative="1">
+      <w:start w:val="1"/>
+      <w:numFmt w:val="bullet"/>
+      <w:lvlText w:val="o"/>
+      <w:lvlJc w:val="left"/>
+      <w:pPr>
+        <w:ind w:left="3600" w:hanging="360"/>
+      </w:pPr>
+      <w:rPr>
+        <w:rFonts w:ascii="Courier New" w:hAnsi="Courier New" w:cs="Courier New" w:hint="default"/>
+      </w:rPr>
+    </w:lvl>
+    <w:lvl w:ilvl="5" w:tplc="08090005" w:tentative="1">
+      <w:start w:val="1"/>
+      <w:numFmt w:val="bullet"/>
+      <w:lvlText w:val=""/>
+      <w:lvlJc w:val="left"/>
+      <w:pPr>
+        <w:ind w:left="4320" w:hanging="360"/>
+      </w:pPr>
+      <w:rPr>
+        <w:rFonts w:ascii="Wingdings" w:hAnsi="Wingdings" w:hint="default"/>
+      </w:rPr>
+    </w:lvl>
+    <w:lvl w:ilvl="6" w:tplc="08090001" w:tentative="1">
+      <w:start w:val="1"/>
+      <w:numFmt w:val="bullet"/>
+      <w:lvlText w:val=""/>
+      <w:lvlJc w:val="left"/>
+      <w:pPr>
+        <w:ind w:left="5040" w:hanging="360"/>
+      </w:pPr>
+      <w:rPr>
+        <w:rFonts w:ascii="Symbol" w:hAnsi="Symbol" w:hint="default"/>
+      </w:rPr>
+    </w:lvl>
+    <w:lvl w:ilvl="7" w:tplc="08090003" w:tentative="1">
+      <w:start w:val="1"/>
+      <w:numFmt w:val="bullet"/>
+      <w:lvlText w:val="o"/>
+      <w:lvlJc w:val="left"/>
+      <w:pPr>
+        <w:ind w:left="5760" w:hanging="360"/>
+      </w:pPr>
+      <w:rPr>
+        <w:rFonts w:ascii="Courier New" w:hAnsi="Courier New" w:cs="Courier New" w:hint="default"/>
+      </w:rPr>
+    </w:lvl>
+    <w:lvl w:ilvl="8" w:tplc="08090005" w:tentative="1">
+      <w:start w:val="1"/>
+      <w:numFmt w:val="bullet"/>
+      <w:lvlText w:val=""/>
+      <w:lvlJc w:val="left"/>
+      <w:pPr>
+        <w:ind w:left="6480" w:hanging="360"/>
+      </w:pPr>
+      <w:rPr>
+        <w:rFonts w:ascii="Wingdings" w:hAnsi="Wingdings" w:hint="default"/>
+      </w:rPr>
+    </w:lvl>
+  </w:abstractNum>
+  <w:abstractNum w:abstractNumId="4" w15:restartNumberingAfterBreak="0">
+    <w:nsid w:val="6CAF5382"/>
+    <w:multiLevelType w:val="hybridMultilevel"/>
+    <w:tmpl w:val="04B037C0"/>
+    <w:lvl w:ilvl="0" w:tplc="08090001">
+      <w:start w:val="1"/>
+      <w:numFmt w:val="bullet"/>
+      <w:lvlText w:val=""/>
+      <w:lvlJc w:val="left"/>
+      <w:pPr>
+        <w:ind w:left="720" w:hanging="360"/>
+      </w:pPr>
+      <w:rPr>
+        <w:rFonts w:ascii="Symbol" w:hAnsi="Symbol" w:hint="default"/>
+      </w:rPr>
+    </w:lvl>
+    <w:lvl w:ilvl="1" w:tplc="08090003" w:tentative="1">
+      <w:start w:val="1"/>
+      <w:numFmt w:val="bullet"/>
+      <w:lvlText w:val="o"/>
+      <w:lvlJc w:val="left"/>
+      <w:pPr>
+        <w:ind w:left="1440" w:hanging="360"/>
+      </w:pPr>
+      <w:rPr>
+        <w:rFonts w:ascii="Courier New" w:hAnsi="Courier New" w:cs="Courier New" w:hint="default"/>
+      </w:rPr>
+    </w:lvl>
+    <w:lvl w:ilvl="2" w:tplc="08090005" w:tentative="1">
+      <w:start w:val="1"/>
+      <w:numFmt w:val="bullet"/>
+      <w:lvlText w:val=""/>
+      <w:lvlJc w:val="left"/>
+      <w:pPr>
+        <w:ind w:left="2160" w:hanging="360"/>
+      </w:pPr>
+      <w:rPr>
+        <w:rFonts w:ascii="Wingdings" w:hAnsi="Wingdings" w:hint="default"/>
+      </w:rPr>
+    </w:lvl>
+    <w:lvl w:ilvl="3" w:tplc="08090001" w:tentative="1">
+      <w:start w:val="1"/>
+      <w:numFmt w:val="bullet"/>
+      <w:lvlText w:val=""/>
+      <w:lvlJc w:val="left"/>
+      <w:pPr>
+        <w:ind w:left="2880" w:hanging="360"/>
+      </w:pPr>
+      <w:rPr>
+        <w:rFonts w:ascii="Symbol" w:hAnsi="Symbol" w:hint="default"/>
+      </w:rPr>
+    </w:lvl>
+    <w:lvl w:ilvl="4" w:tplc="08090003" w:tentative="1">
+      <w:start w:val="1"/>
+      <w:numFmt w:val="bullet"/>
+      <w:lvlText w:val="o"/>
+      <w:lvlJc w:val="left"/>
+      <w:pPr>
+        <w:ind w:left="3600" w:hanging="360"/>
+      </w:pPr>
+      <w:rPr>
+        <w:rFonts w:ascii="Courier New" w:hAnsi="Courier New" w:cs="Courier New" w:hint="default"/>
+      </w:rPr>
+    </w:lvl>
+    <w:lvl w:ilvl="5" w:tplc="08090005" w:tentative="1">
+      <w:start w:val="1"/>
+      <w:numFmt w:val="bullet"/>
+      <w:lvlText w:val=""/>
+      <w:lvlJc w:val="left"/>
+      <w:pPr>
+        <w:ind w:left="4320" w:hanging="360"/>
+      </w:pPr>
+      <w:rPr>
+        <w:rFonts w:ascii="Wingdings" w:hAnsi="Wingdings" w:hint="default"/>
+      </w:rPr>
+    </w:lvl>
+    <w:lvl w:ilvl="6" w:tplc="08090001" w:tentative="1">
+      <w:start w:val="1"/>
+      <w:numFmt w:val="bullet"/>
+      <w:lvlText w:val=""/>
+      <w:lvlJc w:val="left"/>
+      <w:pPr>
+        <w:ind w:left="5040" w:hanging="360"/>
+      </w:pPr>
+      <w:rPr>
+        <w:rFonts w:ascii="Symbol" w:hAnsi="Symbol" w:hint="default"/>
+      </w:rPr>
+    </w:lvl>
+    <w:lvl w:ilvl="7" w:tplc="08090003" w:tentative="1">
+      <w:start w:val="1"/>
+      <w:numFmt w:val="bullet"/>
+      <w:lvlText w:val="o"/>
+      <w:lvlJc w:val="left"/>
+      <w:pPr>
+        <w:ind w:left="5760" w:hanging="360"/>
+      </w:pPr>
+      <w:rPr>
+        <w:rFonts w:ascii="Courier New" w:hAnsi="Courier New" w:cs="Courier New" w:hint="default"/>
+      </w:rPr>
+    </w:lvl>
+    <w:lvl w:ilvl="8" w:tplc="08090005" w:tentative="1">
+      <w:start w:val="1"/>
+      <w:numFmt w:val="bullet"/>
+      <w:lvlText w:val=""/>
+      <w:lvlJc w:val="left"/>
+      <w:pPr>
+        <w:ind w:left="6480" w:hanging="360"/>
+      </w:pPr>
+      <w:rPr>
+        <w:rFonts w:ascii="Wingdings" w:hAnsi="Wingdings" w:hint="default"/>
+      </w:rPr>
+    </w:lvl>
+  </w:abstractNum>
   <w:num w:numId="1" w16cid:durableId="1316762828">
     <w:abstractNumId w:val="2"/>
   </w:num>
@@ -6227,6 +8004,12 @@
   </w:num>
   <w:num w:numId="3" w16cid:durableId="1950040966">
     <w:abstractNumId w:val="1"/>
+  </w:num>
+  <w:num w:numId="4" w16cid:durableId="494564801">
+    <w:abstractNumId w:val="3"/>
+  </w:num>
+  <w:num w:numId="5" w16cid:durableId="1291980606">
+    <w:abstractNumId w:val="4"/>
   </w:num>
 </w:numbering>
 </file>
